--- a/10/tendencii-razvitiya/Вариант 26.docx
+++ b/10/tendencii-razvitiya/Вариант 26.docx
@@ -85,7 +85,27 @@
     </w:p>
     <w:p>
       <w:r>
+        <w:t>1.1. Сложность и требования..................................3</w:t>
+      </w:r>
+    </w:p>
+    <w:p>
+      <w:r>
+        <w:t>1.2. Изменения...............................................3</w:t>
+      </w:r>
+    </w:p>
+    <w:p>
+      <w:r>
         <w:t>2. Как их ищут...............................................4</w:t>
+      </w:r>
+    </w:p>
+    <w:p>
+      <w:r>
+        <w:t>2.1. Тестирование и отладка..................................4</w:t>
+      </w:r>
+    </w:p>
+    <w:p>
+      <w:r>
+        <w:t>2.2. Сообщения пользователей.................................4</w:t>
       </w:r>
     </w:p>
     <w:p>
@@ -132,6 +152,11 @@
     <w:p/>
     <w:p>
       <w:r>
+        <w:t>1.1. Сложность и требования</w:t>
+      </w:r>
+    </w:p>
+    <w:p>
+      <w:r>
         <w:t>Первая причина — сложность. Программа из миллионов строк имеет столько сочетаний состояний, что проверить их все невозможно ни за какое время. Ошибка живёт в редком сочетании, до которого никто не добирался.</w:t>
       </w:r>
     </w:p>
@@ -139,6 +164,11 @@
       <w:r>
         <w:tab/>
         <w:t>Вторая — неверно понятое требование: программа делает ровно то, что написано, но написано было не то, что имелось в виду. Такие ошибки самые дорогие, потому что обнаруживаются в самом конце.</w:t>
+      </w:r>
+    </w:p>
+    <w:p>
+      <w:r>
+        <w:t>1.2. Изменения</w:t>
       </w:r>
     </w:p>
     <w:p>
@@ -157,6 +187,11 @@
     <w:p/>
     <w:p>
       <w:r>
+        <w:t>2.1. Тестирование и отладка</w:t>
+      </w:r>
+    </w:p>
+    <w:p>
+      <w:r>
         <w:tab/>
         <w:t>Тестирование — запуск программы на заранее подготовленных данных, для которых известен верный ответ. Такие  проверки записывают и выполняют автоматически при каждом изменении, чтобы  сломанное обнаружилось сразу.</w:t>
       </w:r>
@@ -164,6 +199,11 @@
     <w:p>
       <w:r>
         <w:t>Отладчик позволяет остановить программу в нужном месте, выполнить её по шагам и посмотреть значения переменных. Это способ понять не «что неверно», а «почему».</w:t>
+      </w:r>
+    </w:p>
+    <w:p>
+      <w:r>
+        <w:t>2.2. Сообщения пользователей</w:t>
       </w:r>
     </w:p>
     <w:p>
